--- a/3.Replastic innovation Document/RePlastix Innovations 1.docx
+++ b/3.Replastic innovation Document/RePlastix Innovations 1.docx
@@ -63,14 +63,7 @@
           <w:b/>
           <w:sz w:val="30"/>
         </w:rPr>
-        <w:t xml:space="preserve">    </w:t>
-      </w:r>
-      <w:r>
-        <w:rPr>
-          <w:b/>
-          <w:sz w:val="30"/>
-        </w:rPr>
-        <w:t>NELLAI NADAR COLLEGE OF ENGINEERING</w:t>
+        <w:t xml:space="preserve">    NELLAI NADAR COLLEGE OF ENGINEERING</w:t>
       </w:r>
     </w:p>
     <w:p>
@@ -96,13 +89,7 @@
         <w:rPr>
           <w:sz w:val="28"/>
         </w:rPr>
-        <w:t xml:space="preserve">                </w:t>
-      </w:r>
-      <w:r>
-        <w:rPr>
-          <w:sz w:val="28"/>
-        </w:rPr>
-        <w:t>Approved AICTE| Affiliated to Anna University</w:t>
+        <w:t xml:space="preserve">                Approved AICTE| Affiliated to Anna University</w:t>
       </w:r>
     </w:p>
     <w:p>
@@ -294,59 +281,78 @@
         <w:t xml:space="preserve"> </w:t>
       </w:r>
       <w:r>
-        <w:t>Plastic</w:t>
-      </w:r>
-      <w:r>
-        <w:t xml:space="preserve"> </w:t>
-      </w:r>
-      <w:r>
-        <w:t>Waste into Sustainable Solutions</w:t>
+        <w:t>Plastic Waste into Sustainable Solutions</w:t>
       </w:r>
     </w:p>
     <w:p>
       <w:pPr>
         <w:spacing w:after="58" w:line="259" w:lineRule="auto"/>
+        <w:rPr>
+          <w:b/>
+        </w:rPr>
+      </w:pPr>
+      <w:r>
         <w:rPr>
           <w:b/>
           <w:sz w:val="36"/>
         </w:rPr>
-      </w:pPr>
-      <w:r>
-        <w:rPr>
-          <w:b/>
-          <w:sz w:val="36"/>
-        </w:rPr>
-        <w:t xml:space="preserve"> </w:t>
-      </w:r>
-    </w:p>
-    <w:p>
-      <w:pPr>
-        <w:pStyle w:val="Heading1"/>
-        <w:ind w:left="0"/>
-        <w:jc w:val="both"/>
-        <w:rPr>
-          <w:b w:val="0"/>
-        </w:rPr>
-      </w:pPr>
+        <w:t xml:space="preserve"> </w:t>
+      </w:r>
     </w:p>
     <w:p>
       <w:pPr>
         <w:pStyle w:val="Heading1"/>
         <w:ind w:left="0" w:right="801"/>
-        <w:jc w:val="right"/>
+        <w:jc w:val="center"/>
+      </w:pPr>
+      <w:proofErr w:type="gramStart"/>
+      <w:r>
+        <w:t>TeamID:SWTID</w:t>
+      </w:r>
+      <w:proofErr w:type="gramEnd"/>
+      <w:r>
+        <w:t>-2026-1774</w:t>
+      </w:r>
+    </w:p>
+    <w:p>
+      <w:pPr>
+        <w:pStyle w:val="Heading1"/>
+        <w:ind w:left="0" w:right="801"/>
+        <w:jc w:val="center"/>
+      </w:pPr>
+      <w:r>
+        <w:t>Team Size:5</w:t>
+      </w:r>
+    </w:p>
+    <w:p>
+      <w:pPr>
+        <w:pStyle w:val="Heading1"/>
+        <w:ind w:left="0" w:right="801"/>
+        <w:jc w:val="center"/>
+      </w:pPr>
+    </w:p>
+    <w:p>
+      <w:pPr>
+        <w:pStyle w:val="Heading1"/>
+        <w:ind w:left="0" w:right="801"/>
+        <w:jc w:val="center"/>
         <w:rPr>
           <w:bCs w:val="0"/>
         </w:rPr>
       </w:pPr>
       <w:r>
-        <w:t xml:space="preserve">                                        Team Members</w:t>
-      </w:r>
-    </w:p>
-    <w:p/>
+        <w:t>Team Members</w:t>
+      </w:r>
+    </w:p>
+    <w:p>
+      <w:pPr>
+        <w:jc w:val="center"/>
+      </w:pPr>
+    </w:p>
     <w:p>
       <w:pPr>
         <w:ind w:right="659"/>
-        <w:jc w:val="right"/>
+        <w:jc w:val="center"/>
         <w:rPr>
           <w:sz w:val="36"/>
           <w:szCs w:val="36"/>
@@ -355,61 +361,55 @@
       </w:pPr>
       <w:r>
         <w:rPr>
-          <w:b/>
-          <w:bCs/>
-          <w:sz w:val="36"/>
-          <w:szCs w:val="36"/>
-        </w:rPr>
-        <w:t xml:space="preserve">                                          </w:t>
-      </w:r>
-      <w:r>
-        <w:rPr>
           <w:sz w:val="36"/>
           <w:szCs w:val="36"/>
           <w:lang w:val="en-IN"/>
         </w:rPr>
-        <w:t>MALARVIZHI V</w:t>
-      </w:r>
-      <w:r>
+        <w:t>MALARVIZHI V (Team leader)</w:t>
+      </w:r>
+    </w:p>
+    <w:p>
+      <w:pPr>
+        <w:ind w:right="659"/>
+        <w:jc w:val="center"/>
         <w:rPr>
           <w:sz w:val="36"/>
           <w:szCs w:val="36"/>
           <w:lang w:val="en-IN"/>
         </w:rPr>
-        <w:t xml:space="preserve"> (Team leader)</w:t>
-      </w:r>
-    </w:p>
-    <w:p>
-      <w:pPr>
-        <w:ind w:right="659"/>
-        <w:jc w:val="right"/>
+      </w:pPr>
+      <w:r>
         <w:rPr>
           <w:sz w:val="36"/>
           <w:szCs w:val="36"/>
           <w:lang w:val="en-IN"/>
         </w:rPr>
-      </w:pPr>
-      <w:r>
+        <w:t>DHINA R (Member)</w:t>
+      </w:r>
+    </w:p>
+    <w:p>
+      <w:pPr>
+        <w:ind w:right="659"/>
+        <w:jc w:val="center"/>
         <w:rPr>
           <w:sz w:val="36"/>
           <w:szCs w:val="36"/>
           <w:lang w:val="en-IN"/>
         </w:rPr>
-        <w:t>DHINA R</w:t>
-      </w:r>
+      </w:pPr>
       <w:r>
         <w:rPr>
           <w:sz w:val="36"/>
           <w:szCs w:val="36"/>
           <w:lang w:val="en-IN"/>
         </w:rPr>
-        <w:t xml:space="preserve"> (Member)</w:t>
+        <w:t>BERNART ANDREW B(Member)</w:t>
       </w:r>
     </w:p>
     <w:p>
       <w:pPr>
         <w:ind w:right="659"/>
-        <w:jc w:val="right"/>
+        <w:jc w:val="center"/>
         <w:rPr>
           <w:sz w:val="36"/>
           <w:szCs w:val="36"/>
@@ -422,13 +422,13 @@
           <w:szCs w:val="36"/>
           <w:lang w:val="en-IN"/>
         </w:rPr>
-        <w:t>BERNART ANDREW B(Member)</w:t>
+        <w:t>VISHAL.E(Member)</w:t>
       </w:r>
     </w:p>
     <w:p>
       <w:pPr>
         <w:ind w:right="659"/>
-        <w:jc w:val="right"/>
+        <w:jc w:val="center"/>
         <w:rPr>
           <w:sz w:val="36"/>
           <w:szCs w:val="36"/>
@@ -441,34 +441,7 @@
           <w:szCs w:val="36"/>
           <w:lang w:val="en-IN"/>
         </w:rPr>
-        <w:t>VISHAL.E(Member)</w:t>
-      </w:r>
-    </w:p>
-    <w:p>
-      <w:pPr>
-        <w:ind w:right="659"/>
-        <w:jc w:val="right"/>
-        <w:rPr>
-          <w:sz w:val="36"/>
-          <w:szCs w:val="36"/>
-          <w:lang w:val="en-IN"/>
-        </w:rPr>
-      </w:pPr>
-      <w:r>
-        <w:rPr>
-          <w:sz w:val="36"/>
-          <w:szCs w:val="36"/>
-          <w:lang w:val="en-IN"/>
-        </w:rPr>
-        <w:t>MADHESH S S</w:t>
-      </w:r>
-      <w:r>
-        <w:rPr>
-          <w:sz w:val="36"/>
-          <w:szCs w:val="36"/>
-          <w:lang w:val="en-IN"/>
-        </w:rPr>
-        <w:t>(Member)</w:t>
+        <w:t>MADHESH S S(Member)</w:t>
       </w:r>
     </w:p>
     <w:p>
@@ -67936,6 +67909,7 @@
   <w:style w:type="character" w:default="1" w:styleId="DefaultParagraphFont">
     <w:name w:val="Default Paragraph Font"/>
     <w:uiPriority w:val="1"/>
+    <w:semiHidden/>
     <w:unhideWhenUsed/>
   </w:style>
   <w:style w:type="table" w:default="1" w:styleId="TableNormal">
